--- a/bai-bao-Q1/Outline_Q4_IMRaD_SongNgu_v1_08062026.docx
+++ b/bai-bao-Q1/Outline_Q4_IMRaD_SongNgu_v1_08062026.docx
@@ -363,7 +363,7 @@
           <w:rFonts w:ascii="Times New Roman" w:hAnsi="Times New Roman"/>
           <w:sz w:val="22"/>
         </w:rPr>
-        <w:t>Public health practice often allocates intervention resources by risk profile — high-risk youth receive intensive programs, low-risk youth receive universal prevention. Identifying meaningful phenotype profiles helps match the intensity and content of intervention to student needs, avoiding both under-treatment of high-need students and over-treatment of low-need students.</w:t>
+        <w:t>Anxiety disorders are common in adolescence — half of all lifetime cases begin by age 14 (Kessler et al. 2005), and rates are highest in girls (Hankin et al. 2007; McLean &amp; Anderson 2009). Cross-national epidemiology shows the burden varies widely across countries (Jefferies &amp; Ungar 2020). Public health practice often allocates intervention resources by risk profile — high-risk youth receive intensive programs, low-risk youth receive universal prevention. Identifying meaningful phenotype profiles helps match the intensity and content of intervention to student needs, avoiding both under-treatment of high-need students and over-treatment of low-need students.</w:t>
       </w:r>
     </w:p>
     <w:p>
@@ -379,7 +379,7 @@
           <w:color w:val="333333"/>
           <w:sz w:val="22"/>
         </w:rPr>
-        <w:t>Thực hành y tế công cộng thường phân bổ nguồn lực can thiệp theo hồ sơ nguy cơ — thanh thiếu niên nguy cơ cao nhận chương trình chuyên sâu, thanh thiếu niên nguy cơ thấp nhận phòng ngừa phổ quát. Nhận diện các hồ sơ phân loại có ý nghĩa giúp khớp cường độ và nội dung can thiệp với nhu cầu học sinh, tránh đồng thời việc thiếu can thiệp cho học sinh nhu cầu cao và can thiệp thừa cho học sinh nhu cầu thấp.</w:t>
+        <w:t>Rối loạn lo âu phổ biến ở vị thành niên — một nửa số ca khởi phát trước 14 tuổi (Kessler và cs. 2005), và tỷ lệ cao nhất ở nữ (Hankin và cs. 2007; McLean &amp; Anderson 2009). Dịch tễ xuyên quốc gia cho thấy gánh nặng khác biệt rộng rãi giữa các quốc gia (Jefferies &amp; Ungar 2020). Thực hành y tế công cộng thường phân bổ nguồn lực can thiệp theo hồ sơ nguy cơ — thanh thiếu niên nguy cơ cao nhận chương trình chuyên sâu, thanh thiếu niên nguy cơ thấp nhận phòng ngừa phổ quát. Nhận diện các hồ sơ phân loại có ý nghĩa giúp khớp cường độ và nội dung can thiệp với nhu cầu học sinh, tránh đồng thời việc thiếu can thiệp cho học sinh nhu cầu cao và can thiệp thừa cho học sinh nhu cầu thấp.</w:t>
       </w:r>
     </w:p>
     <w:p>
@@ -683,7 +683,7 @@
           <w:rFonts w:ascii="Times New Roman" w:hAnsi="Times New Roman"/>
           <w:sz w:val="22"/>
         </w:rPr>
-        <w:t>• Step 3: Model selection criteria. Compare BIC (lower = better), AIC (lower = better), entropy (higher = better; aim ≥ 0.80), LMR-LRT (significant = larger model preferred), and parsimony. No single criterion dictates — consider convergence across criteria + substantive interpretability.</w:t>
+        <w:t>• Step 3: Model selection criteria following Nylund et al. (2007) recommendations. Compare BIC (lower = better), AIC (lower = better), entropy (higher = better; aim ≥ 0.80), LMR-LRT (significant = larger model preferred), and parsimony. No single criterion dictates — consider convergence across criteria + substantive interpretability.</w:t>
       </w:r>
     </w:p>
     <w:p>
@@ -698,7 +698,7 @@
           <w:color w:val="333333"/>
           <w:sz w:val="22"/>
         </w:rPr>
-        <w:t>▸ Bước 3: Tiêu chí chọn mô hình. So sánh BIC (thấp hơn = tốt hơn), AIC (thấp hơn = tốt hơn), entropy (cao hơn = tốt hơn; mục tiêu ≥ 0,80), LMR-LRT (có ý nghĩa = mô hình lớn hơn được ưu tiên), và sự tiết kiệm. Không tiêu chí nào quyết định một mình — cân nhắc sự hội tụ qua các tiêu chí + tính diễn giải thực chất.</w:t>
+        <w:t>▸ Bước 3: Tiêu chí chọn mô hình theo khuyến nghị của Nylund và cs. (2007). So sánh BIC (thấp hơn = tốt hơn), AIC (thấp hơn = tốt hơn), entropy (cao hơn = tốt hơn; mục tiêu ≥ 0,80), LMR-LRT (có ý nghĩa = mô hình lớn hơn được ưu tiên), và sự tiết kiệm. Không tiêu chí nào quyết định một mình — cân nhắc sự hội tụ qua các tiêu chí + tính diễn giải thực chất.</w:t>
       </w:r>
     </w:p>
     <w:p>
@@ -1192,7 +1192,51 @@
           <w:color w:val="2E74B5"/>
           <w:sz w:val="24"/>
         </w:rPr>
-        <w:t>4.3 — Cultural-developmental interpretation</w:t>
+        <w:t>4.3 — Co-rumination and gender-role implications</w:t>
+      </w:r>
+    </w:p>
+    <w:p>
+      <w:pPr>
+        <w:spacing w:after="80"/>
+        <w:ind w:firstLine="283"/>
+        <w:jc w:val="both"/>
+      </w:pPr>
+      <w:r>
+        <w:rPr>
+          <w:rFonts w:ascii="Times New Roman" w:hAnsi="Times New Roman"/>
+          <w:sz w:val="22"/>
+        </w:rPr>
+        <w:t>Some profiles may show distinctive gender distributions consistent with co-rumination patterns (Rose 2002) and gender-role intensification at this developmental window (Hill &amp; Lynch 1983; Hankin et al. 2007; McLean &amp; Anderson 2009). For example, a "peer-victimization + low-school-membership" profile may over-represent girls, paralleling our Q3 findings on bullying → SAD pathway non-invariance.</w:t>
+      </w:r>
+    </w:p>
+    <w:p>
+      <w:pPr>
+        <w:spacing w:after="160"/>
+        <w:ind w:firstLine="283" w:left="170"/>
+        <w:jc w:val="both"/>
+      </w:pPr>
+      <w:r>
+        <w:rPr>
+          <w:rFonts w:ascii="Times New Roman" w:hAnsi="Times New Roman"/>
+          <w:i/>
+          <w:color w:val="333333"/>
+          <w:sz w:val="22"/>
+        </w:rPr>
+        <w:t>Một số hồ sơ có thể thể hiện phân bố giới đặc trưng nhất quán với mẫu hình co-rumination (Rose 2002) và sự gia tăng vai trò giới ở cửa sổ phát triển này (Hill &amp; Lynch 1983; Hankin và cs. 2007; McLean &amp; Anderson 2009). Ví dụ hồ sơ "nạn nhân hóa từ bạn bè + thấp gắn bó trường" có thể đại diện quá mức nữ, song song với phát hiện Q3 về không bất biến đường dẫn bắt nạt → SAD.</w:t>
+      </w:r>
+    </w:p>
+    <w:p>
+      <w:pPr>
+        <w:spacing w:before="200" w:after="80"/>
+      </w:pPr>
+      <w:r>
+        <w:rPr>
+          <w:rFonts w:ascii="Times New Roman" w:hAnsi="Times New Roman"/>
+          <w:b/>
+          <w:color w:val="2E74B5"/>
+          <w:sz w:val="24"/>
+        </w:rPr>
+        <w:t>4.4 — Cultural-developmental interpretation</w:t>
       </w:r>
     </w:p>
     <w:p>
@@ -1236,7 +1280,7 @@
           <w:color w:val="2E74B5"/>
           <w:sz w:val="24"/>
         </w:rPr>
-        <w:t>4.4 — Practical implications: profile-tailored intervention</w:t>
+        <w:t>4.5 — Practical implications: profile-tailored intervention</w:t>
       </w:r>
     </w:p>
     <w:p>
@@ -1280,7 +1324,7 @@
           <w:color w:val="2E74B5"/>
           <w:sz w:val="24"/>
         </w:rPr>
-        <w:t>4.5 — Limitations</w:t>
+        <w:t>4.6 — Limitations</w:t>
       </w:r>
     </w:p>
     <w:p>
@@ -1324,7 +1368,7 @@
           <w:color w:val="2E74B5"/>
           <w:sz w:val="24"/>
         </w:rPr>
-        <w:t>4.6 — Future directions</w:t>
+        <w:t>4.7 — Future directions</w:t>
       </w:r>
     </w:p>
     <w:p>
